--- a/docs/AVISO-base-declarada-y-excedente.docx
+++ b/docs/AVISO-base-declarada-y-excedente.docx
@@ -1496,25 +1496,211 @@
         <w:t>b) Las 54 fichas con las áreas mal capturadas.</w:t>
       </w:r>
       <w:r>
-        <w:t xml:space="preserve"> Todas de Pablo Barrionuevo, del 24 al 30 de julio, en Pambamarca (32), Chaupiestancia (19), Pucará (2) y Chinchinloma (1). En las 54 se repite el mismo número tres veces: área total, área con riego y área sin riego son idénticas. El polígono del catastro confirma el área total en 52 de las 54, así que lo que sobra es el campo de área sin riego. Corregirlo —ponerlo en cero— quita </w:t>
+        <w:t xml:space="preserve"> Todas de Pablo Barrionuevo, del 24 al 30 de julio, en Pambamarca, Chaupiestancia, Pucará y Chinchinloma. En las 54 se repite el mismo número tres veces: área total, área con riego y área sin riego son idénticas. Es imposible: un predio no puede estar entero con riego y entero sin riego a la vez. Son </w:t>
       </w:r>
       <w:r>
         <w:rPr>
           <w:b/>
         </w:rPr>
-        <w:t>56,38 ha</w:t>
+        <w:t>56,38 ha contadas dos veces</w:t>
       </w:r>
       <w:r>
-        <w:t xml:space="preserve"> duplicadas. </w:t>
+        <w:t xml:space="preserve">, y son la </w:t>
       </w:r>
       <w:r>
         <w:rPr>
           <w:b/>
         </w:rPr>
-        <w:t>Falta que Pablo Barrionuevo lo confirme</w:t>
+        <w:t>única</w:t>
       </w:r>
       <w:r>
-        <w:t xml:space="preserve"> antes de tocar el dato.</w:t>
+        <w:t xml:space="preserve"> fuente de descuadre del padrón —las otras 6.774 fichas cuadran.</w:t>
+      </w:r>
+    </w:p>
+    <w:p>
+      <w:pPr>
+        <w:jc w:val="both"/>
+      </w:pPr>
+      <w:r>
+        <w:t xml:space="preserve">El polígono del catastro confirma el área total en las 54 (52 directamente; las 2 restantes son un mismo predio con dos copropietarios que declaran 2,82 ha cada uno sobre 5,63 ha, o sea que también cuadra). </w:t>
+      </w:r>
+      <w:r>
+        <w:rPr>
+          <w:b/>
+        </w:rPr>
+        <w:t>Así que el área del predio está bien y lo que sobra es uno de los otros dos campos.</w:t>
+      </w:r>
+    </w:p>
+    <w:p>
+      <w:pPr>
+        <w:jc w:val="both"/>
+      </w:pPr>
+      <w:r>
+        <w:rPr>
+          <w:b/>
+        </w:rPr>
+        <w:t>Cuál de los dos es lo que hay que preguntarle a Pablo Barrionuevo</w:t>
+      </w:r>
+      <w:r>
+        <w:t xml:space="preserve">, y no es un detalle: de eso depende en qué columna van esas 56,38 ha. Los demás campos de la ficha apuntan a que esos predios </w:t>
+      </w:r>
+      <w:r>
+        <w:rPr>
+          <w:b/>
+        </w:rPr>
+        <w:t>no se riegan</w:t>
+      </w:r>
+      <w:r>
+        <w:t>:</w:t>
+      </w:r>
+    </w:p>
+    <w:tbl>
+      <w:tblPr>
+        <w:tblStyle w:val="TableGrid"/>
+        <w:tblW w:type="auto" w:w="0"/>
+        <w:jc w:val="center"/>
+        <w:tblLook w:firstColumn="1" w:firstRow="1" w:lastColumn="0" w:lastRow="0" w:noHBand="0" w:noVBand="1" w:val="04A0"/>
+      </w:tblPr>
+      <w:tblGrid>
+        <w:gridCol w:w="4759"/>
+        <w:gridCol w:w="4759"/>
+      </w:tblGrid>
+      <w:tr>
+        <w:tc>
+          <w:tcPr>
+            <w:tcW w:type="dxa" w:w="4759"/>
+            <w:shd w:val="clear" w:color="auto" w:fill="1F4E79"/>
+          </w:tcPr>
+          <w:p>
+            <w:r>
+              <w:rPr>
+                <w:color w:val="FFFFFF"/>
+                <w:sz w:val="19"/>
+              </w:rPr>
+            </w:r>
+            <w:r>
+              <w:rPr>
+                <w:b/>
+                <w:color w:val="FFFFFF"/>
+                <w:sz w:val="19"/>
+              </w:rPr>
+              <w:t>Señales de riego declaradas (frecuencia, canal, turno, método, caudal, tarifa)</w:t>
+            </w:r>
+          </w:p>
+        </w:tc>
+        <w:tc>
+          <w:tcPr>
+            <w:tcW w:type="dxa" w:w="4759"/>
+            <w:shd w:val="clear" w:color="auto" w:fill="1F4E79"/>
+          </w:tcPr>
+          <w:p>
+            <w:r>
+              <w:rPr>
+                <w:color w:val="FFFFFF"/>
+                <w:sz w:val="19"/>
+              </w:rPr>
+            </w:r>
+          </w:p>
+        </w:tc>
+      </w:tr>
+      <w:tr>
+        <w:tc>
+          <w:tcPr>
+            <w:tcW w:type="dxa" w:w="4759"/>
+          </w:tcPr>
+          <w:p>
+            <w:r>
+              <w:rPr>
+                <w:sz w:val="19"/>
+              </w:rPr>
+            </w:r>
+            <w:r>
+              <w:rPr>
+                <w:sz w:val="19"/>
+              </w:rPr>
+              <w:t>En estas 54 fichas</w:t>
+            </w:r>
+          </w:p>
+        </w:tc>
+        <w:tc>
+          <w:tcPr>
+            <w:tcW w:type="dxa" w:w="4759"/>
+          </w:tcPr>
+          <w:p>
+            <w:r>
+              <w:rPr>
+                <w:sz w:val="19"/>
+              </w:rPr>
+            </w:r>
+            <w:r>
+              <w:rPr>
+                <w:b/>
+                <w:sz w:val="19"/>
+              </w:rPr>
+              <w:t>1 de 54</w:t>
+            </w:r>
+          </w:p>
+        </w:tc>
+      </w:tr>
+      <w:tr>
+        <w:tc>
+          <w:tcPr>
+            <w:tcW w:type="dxa" w:w="4759"/>
+          </w:tcPr>
+          <w:p>
+            <w:r>
+              <w:rPr>
+                <w:sz w:val="19"/>
+              </w:rPr>
+            </w:r>
+            <w:r>
+              <w:rPr>
+                <w:sz w:val="19"/>
+              </w:rPr>
+              <w:t>En el resto del padrón</w:t>
+            </w:r>
+          </w:p>
+        </w:tc>
+        <w:tc>
+          <w:tcPr>
+            <w:tcW w:type="dxa" w:w="4759"/>
+          </w:tcPr>
+          <w:p>
+            <w:r>
+              <w:rPr>
+                <w:sz w:val="19"/>
+              </w:rPr>
+            </w:r>
+            <w:r>
+              <w:rPr>
+                <w:sz w:val="19"/>
+              </w:rPr>
+              <w:t>6.731 de 6.777 (99 %)</w:t>
+            </w:r>
+          </w:p>
+        </w:tc>
+      </w:tr>
+    </w:tbl>
+    <w:p>
+      <w:pPr>
+        <w:spacing w:after="40"/>
+      </w:pPr>
+    </w:p>
+    <w:p>
+      <w:pPr>
+        <w:jc w:val="both"/>
+      </w:pPr>
+      <w:r>
+        <w:t xml:space="preserve">Pero eso admite dos lecturas opuestas: o esos predios de verdad no se riegan, o esa semana la sección de riego quedó sin llenar. </w:t>
+      </w:r>
+      <w:r>
+        <w:rPr>
+          <w:b/>
+        </w:rPr>
+        <w:t>Solo quien hizo el levantamiento puede decirlo.</w:t>
+      </w:r>
+      <w:r>
+        <w:t xml:space="preserve"> Hasta entonces la corrección está preparada pero bloqueada: el programa se niega a escribir si no se le indica la dirección.</w:t>
       </w:r>
     </w:p>
     <w:p>
@@ -1587,19 +1773,53 @@
         <w:rPr>
           <w:b/>
         </w:rPr>
-        <w:t>La superficie bajo riego que se publica no es la suma directa de las fichas.</w:t>
+        <w:t>La superficie bajo riego baja 1.279,60 ha al cuadrar las áreas.</w:t>
       </w:r>
       <w:r>
-        <w:t xml:space="preserve"> El proceso que alimenta la web y los informes aplica una regla: cuando una ficha no declara área con riego, le asigna toda el área del predio. El efecto es grande —</w:t>
+        <w:t xml:space="preserve"> Es el cambio de cifra más importante de esta nota y conviene entender de dónde sale.</w:t>
+      </w:r>
+    </w:p>
+    <w:p>
+      <w:pPr>
+        <w:jc w:val="both"/>
+      </w:pPr>
+      <w:r>
+        <w:t xml:space="preserve">Hasta ahora, el proceso que alimenta la web y los informes hacía dos cosas cuando una ficha no declaraba área con riego: le asignaba </w:t>
       </w:r>
       <w:r>
         <w:rPr>
           <w:b/>
         </w:rPr>
-        <w:t>1.209 ha</w:t>
+        <w:t>todo</w:t>
       </w:r>
       <w:r>
-        <w:t xml:space="preserve"> de diferencia— y va en un solo sentido:</w:t>
+        <w:t xml:space="preserve"> el predio como regado y, además, </w:t>
+      </w:r>
+      <w:r>
+        <w:rPr>
+          <w:b/>
+        </w:rPr>
+        <w:t>borraba el área sin riego que el técnico sí había medido</w:t>
+      </w:r>
+      <w:r>
+        <w:t>. Eso publicaba como regadas 1.209 ha que nadie declaró, y contradecía el criterio acordado el 9 de agosto para la revisión de campo, donde se decidió justo lo contrario: que un predio con el área sin riego medida es un predio que no se riega.</w:t>
+      </w:r>
+    </w:p>
+    <w:p>
+      <w:pPr>
+        <w:jc w:val="both"/>
+      </w:pPr>
+      <w:r>
+        <w:t xml:space="preserve">La regla nueva es la que pidió la coordinación técnica: </w:t>
+      </w:r>
+      <w:r>
+        <w:rPr>
+          <w:b/>
+        </w:rPr>
+        <w:t>el área con riego y la que no lo tiene son partes del predio y no pueden sumar más que el total.</w:t>
+      </w:r>
+      <w:r>
+        <w:t xml:space="preserve"> Manda el dato que el técnico declaró y el otro se ajusta a lo que queda.</w:t>
       </w:r>
     </w:p>
     <w:tbl>
@@ -1647,7 +1867,7 @@
                 <w:color w:val="FFFFFF"/>
                 <w:sz w:val="19"/>
               </w:rPr>
-              <w:t>Fichas de campo</w:t>
+              <w:t>Publicado hasta hoy</w:t>
             </w:r>
           </w:p>
         </w:tc>
@@ -1669,7 +1889,7 @@
                 <w:color w:val="FFFFFF"/>
                 <w:sz w:val="19"/>
               </w:rPr>
-              <w:t>Publicado en la web</w:t>
+              <w:t>Con las áreas cuadradas</w:t>
             </w:r>
           </w:p>
         </w:tc>
@@ -1743,6 +1963,7 @@
             </w:r>
             <w:r>
               <w:rPr>
+                <w:b/>
                 <w:sz w:val="19"/>
               </w:rPr>
               <w:t>Con riego</w:t>
@@ -1761,9 +1982,10 @@
             </w:r>
             <w:r>
               <w:rPr>
+                <w:b/>
                 <w:sz w:val="19"/>
               </w:rPr>
-              <w:t>7.769,71 ha</w:t>
+              <w:t>8.978,86 ha</w:t>
             </w:r>
           </w:p>
         </w:tc>
@@ -1779,9 +2001,10 @@
             </w:r>
             <w:r>
               <w:rPr>
+                <w:b/>
                 <w:sz w:val="19"/>
               </w:rPr>
-              <w:t>8.978,86 ha</w:t>
+              <w:t>7.699,26 ha</w:t>
             </w:r>
           </w:p>
         </w:tc>
@@ -1819,7 +2042,7 @@
               <w:rPr>
                 <w:sz w:val="19"/>
               </w:rPr>
-              <w:t>2.579,44 ha</w:t>
+              <w:t>1.372,50 ha</w:t>
             </w:r>
           </w:p>
         </w:tc>
@@ -1837,7 +2060,7 @@
               <w:rPr>
                 <w:sz w:val="19"/>
               </w:rPr>
-              <w:t>1.372,50 ha</w:t>
+              <w:t>2.652,10 ha</w:t>
             </w:r>
           </w:p>
         </w:tc>
@@ -1853,25 +2076,21 @@
         <w:jc w:val="both"/>
       </w:pPr>
       <w:r>
-        <w:t xml:space="preserve">Esa regla </w:t>
+        <w:t>Solo se modifican 37 fichas de 6.831, y ninguna pierde el dato que declaró el técnico. La superficie total del padrón no cambia: lo que cambia es el reparto entre regada y no regada, que hasta ahora estaba inclinado hacia el riego por una regla automática y no por lo que se levantó en campo.</w:t>
       </w:r>
+    </w:p>
+    <w:p>
+      <w:pPr>
+        <w:jc w:val="both"/>
+      </w:pPr>
       <w:r>
         <w:rPr>
           <w:b/>
         </w:rPr>
-        <w:t>contradice</w:t>
+        <w:t>Las 54 fichas del punto b siguen sin cuadrar a propósito.</w:t>
       </w:r>
       <w:r>
-        <w:t xml:space="preserve"> el criterio que se acordó el 9 de agosto para la revisión de campo, donde se decidió lo contrario: que un predio con el área sin riego medida es un predio que no se riega. Conviene unificar el criterio antes de que las dos cifras se citen en documentos distintos. </w:t>
-      </w:r>
-      <w:r>
-        <w:rPr>
-          <w:b/>
-        </w:rPr>
-        <w:t>No se ha modificado nada</w:t>
-      </w:r>
-      <w:r>
-        <w:t>: cambiarlo afecta a la web publicada y a todos los informes.</w:t>
+        <w:t xml:space="preserve"> El programa las deja fuera del ajuste porque cuadrarlas exigiría decidir por Pablo Barrionuevo. Ese es el motivo de que la suma siga excediendo el total en 56,38 ha: es un recordatorio visible de que falta esa respuesta, y desaparece solo en cuanto se corrija.</w:t>
       </w:r>
     </w:p>
     <w:p>
